--- a/teza_fara_anexe.docx
+++ b/teza_fara_anexe.docx
@@ -673,6 +673,38 @@
           <w:i w:val="0"/>
           <w:sz w:val="24"/>
         </w:rPr>
+        <w:t>Construcția istorică a disciplinarității școlare este mai recentă decât s-ar crede: organizarea cunoașterii în discipline separate, fiecare cu propriul profesor, propriul manual și propriile grile de evaluare, s-a consolidat în Europa abia în a doua jumătate a secolului XIX, odată cu instituționalizarea învățământului de masă. Înainte de această perioadă, educatorii renascentiști — de la Comenius la Rousseau — concepeau educația ca o întâlnire unitară cu lumea, nu ca o succesiune de compartimente. Cucoș arată că tocmai această „amputare a holismului natural al cunoașterii" — produsă de industrializarea educației în scopuri de eficiență administrativă — este sursa principală a dezangajării școlare pe care o observăm astăzi [8, p. 59]. Revenirea la principii integratoare, prin modele precum STREAM, nu este deci o inovație rupturistă, ci o recuperare a unui filon pedagogic întrerupt.</w:t>
+      </w:r>
+    </w:p>
+    <w:p>
+      <w:pPr>
+        <w:spacing w:before="0" w:after="0" w:line="360" w:lineRule="exact"/>
+        <w:ind w:firstLine="709"/>
+        <w:jc w:val="both"/>
+      </w:pPr>
+      <w:r>
+        <w:rPr>
+          <w:rFonts w:ascii="Times New Roman" w:hAnsi="Times New Roman"/>
+          <w:b w:val="0"/>
+          <w:i w:val="0"/>
+          <w:sz w:val="24"/>
+        </w:rPr>
+        <w:t>Diferența dintre nivelurile de integrare curriculară are consecințe directe asupra tipului de gândire pe care îl formează. Gândirea pluridisciplinară este aditivă: adună perspective. Gândirea interdisciplinară este sintetizatoare: conectează perspective. Gândirea transdisciplinară este transformatoare: depășește perspectivele, ajungând la o înțelegere care nu aparține niciunei discipline, ci problemei însăși. Ciolan arată că, în practica școlii primare, această distincție contează: un proiect cu adevărat transdisciplinar nu poate fi evaluat cu instrumentele niciuneia dintre disciplinele implicate, pentru că valoarea sa depășește suma disciplinelor [3, p. 55]. Evaluarea autentică a unui proiect STREAM nu întreabă „Câtă matematică ai aplicat?" sau „Câtă știință ai demonstrat?" — întreabă: „Cât de profund ai înțeles problema? Cât de eficient ai comunicat soluția?"</w:t>
+      </w:r>
+    </w:p>
+    <w:p>
+      <w:pPr>
+        <w:spacing w:before="0" w:after="0" w:line="360" w:lineRule="exact"/>
+        <w:ind w:firstLine="709"/>
+        <w:jc w:val="both"/>
+      </w:pPr>
+      <w:r>
+        <w:rPr>
+          <w:rFonts w:ascii="Times New Roman" w:hAnsi="Times New Roman"/>
+          <w:b w:val="0"/>
+          <w:i w:val="0"/>
+          <w:sz w:val="24"/>
+        </w:rPr>
         <w:t>Basarab Nicolescu, fizician teoretic român și fondatorul Centrului Internațional de Cercetare și Studii Transdisciplinare (CIRET) din Paris, a formulat teoria transdisciplinarității pe trei axiome fundamentale: Nivelurile de Realitate (realitatea există pe multiple niveluri interconectate), Logica Terțului Inclus (depășirea logicii binare printr-o stare terță care le include pe amândouă) și Complexitatea (cunoașterea este emergentă, nu liniară) [22, p. 52]. Aceste axiome nu sunt abstracțiuni filosofice: ele descriu modul în care gândesc copiii mici, care nu au interiorizat încă separarea disciplinară și care abordează realitatea în mod natural ca pe un întreg. Nicolescu însuși subliniază că educația primară este contextul privilegiat pentru cultivarea gândirii transdisciplinare, pentru că copilul sub 11 ani nu a fost încă format să gândească în compartimente [23, p. 78].</w:t>
       </w:r>
     </w:p>
@@ -1692,6 +1724,106 @@
           <w:i w:val="0"/>
           <w:sz w:val="24"/>
         </w:rPr>
+      </w:r>
+      <w:r>
+        <w:rPr>
+          <w:rFonts w:ascii="Times New Roman" w:hAnsi="Times New Roman"/>
+          <w:b/>
+          <w:i w:val="0"/>
+          <w:sz w:val="24"/>
+        </w:rPr>
+        <w:t>Abordările constructiviste</w:t>
+      </w:r>
+      <w:r>
+        <w:rPr>
+          <w:rFonts w:ascii="Times New Roman" w:hAnsi="Times New Roman"/>
+          <w:b w:val="0"/>
+          <w:i w:val="0"/>
+          <w:sz w:val="24"/>
+        </w:rPr>
+        <w:t xml:space="preserve"> constituie fundamentul psihopedagogic comun al tuturor modelelor de predare integrată, inclusiv STREAM. Constructivismul, în formularea sa clasică datorată lui Piaget și Vygotsky, susține că cunoașterea nu se transmite de la profesor la elev, ci se construiește activ de fiecare elev în interacțiune cu mediul și cu ceilalți. Bruner a extins această perspectivă prin conceptul de „cunoaștere în spirală" — ideea că un concept poate fi abordat la orice vârstă, cu condiția să fie prezentat la nivelul adecvat de abstractizare: un copil de 9 ani poate înțelege principiul filtrării apei prin construcția unui filtru simplu, chiar dacă nu va înțelege chimia moleculară a procesului decât mulți ani mai târziu [1, p. 47]. Aceasta este exact logica activităților STREAM: nu simplificarea conținutului pentru a-l face „accesibil", ci alegerea formei de reprezentare care corespunde nivelului de dezvoltare al elevului.</w:t>
+      </w:r>
+    </w:p>
+    <w:p>
+      <w:pPr>
+        <w:spacing w:before="0" w:after="0" w:line="360" w:lineRule="exact"/>
+        <w:ind w:firstLine="709"/>
+        <w:jc w:val="both"/>
+      </w:pPr>
+      <w:r>
+        <w:rPr>
+          <w:rFonts w:ascii="Times New Roman" w:hAnsi="Times New Roman"/>
+          <w:b w:val="0"/>
+          <w:i w:val="0"/>
+          <w:sz w:val="24"/>
+        </w:rPr>
+        <w:t>Perspectiva socio-constructivistă a lui Vygotsky adaugă dimensiunea socială a construcției cunoașterii: cunoașterea se construiește nu doar prin interacțiunea cu mediul fizic, ci prin interacțiunea cu ceilalți. Discuția în grup, negocierea sensului, argumentarea și contra-argumentarea sunt procese cognitive care nu pot fi reproduse în lectura individuală a unui manual sau în rezolvarea solitară a unui exercițiu [37, p. 88]. Activitățile STREAM, prin structura lor de grup cu sarcini deschise, creează exact condițiile pentru construcția socială a cunoașterii: elevii negociază cum să construiască filtrul, argumentează ce mesaj să pună pe poster, evaluează împreună calitatea produsului final. Aceste momente de negociere cognitivă — uneori însoțite de tensiuni și de dezacorduri productive — sunt mai valoroase pedagogic decât orice explicație a profesorului, pentru că produc înțelegere construită din interior, nu receptată din exterior.</w:t>
+      </w:r>
+    </w:p>
+    <w:p>
+      <w:pPr>
+        <w:spacing w:before="0" w:after="0" w:line="360" w:lineRule="exact"/>
+        <w:ind w:firstLine="709"/>
+        <w:jc w:val="both"/>
+      </w:pPr>
+      <w:r>
+        <w:rPr>
+          <w:rFonts w:ascii="Times New Roman" w:hAnsi="Times New Roman"/>
+          <w:b w:val="0"/>
+          <w:i w:val="0"/>
+          <w:sz w:val="24"/>
+        </w:rPr>
+      </w:r>
+      <w:r>
+        <w:rPr>
+          <w:rFonts w:ascii="Times New Roman" w:hAnsi="Times New Roman"/>
+          <w:b/>
+          <w:i w:val="0"/>
+          <w:sz w:val="24"/>
+        </w:rPr>
+        <w:t>Teoria integrativă a lui Ausubel</w:t>
+      </w:r>
+      <w:r>
+        <w:rPr>
+          <w:rFonts w:ascii="Times New Roman" w:hAnsi="Times New Roman"/>
+          <w:b w:val="0"/>
+          <w:i w:val="0"/>
+          <w:sz w:val="24"/>
+        </w:rPr>
+        <w:t xml:space="preserve"> privind </w:t>
+      </w:r>
+      <w:r>
+        <w:rPr>
+          <w:rFonts w:ascii="Times New Roman" w:hAnsi="Times New Roman"/>
+          <w:b/>
+          <w:i w:val="0"/>
+          <w:sz w:val="24"/>
+        </w:rPr>
+        <w:t>învățarea semnificativă</w:t>
+      </w:r>
+      <w:r>
+        <w:rPr>
+          <w:rFonts w:ascii="Times New Roman" w:hAnsi="Times New Roman"/>
+          <w:b w:val="0"/>
+          <w:i w:val="0"/>
+          <w:sz w:val="24"/>
+        </w:rPr>
+        <w:t xml:space="preserve"> (meaningful learning) completează tabloul teoretic al fundamentelor STREAM. Ausubel distinge între învățarea mecanică — memorarea de informații fără legătură cu cunoașterea existentă — și învățarea semnificativă — integrarea noilor informații în structurile cognitive existente prin conexiuni autentice. Condiția esențială a învățării semnificative este existența unui „ancoraj cognitiv" — o structură deja existentă în mintea elevului la care noua informație se poate conecta. Activitățile STREAM creează în mod sistematic aceste ancore cognitive: tema apei nu este introdusă abstract, ci prin experiența directă a filtrării; tema energiei nu este prezentată prin definiții, ci prin discuția despre factura de electricitate de acasă. Neacșu subliniază că principiul ancorării cognitive este cel mai documentat principiu al teoriei învățării, cu implicații directe pentru proiectarea didactică: o lecție care nu pornește de la ceea ce elevul știe deja nu poate produce învățare semnificativă, indiferent de calitatea prezentării [44, p. 93].</w:t>
+      </w:r>
+    </w:p>
+    <w:p>
+      <w:pPr>
+        <w:spacing w:before="0" w:after="0" w:line="360" w:lineRule="exact"/>
+        <w:ind w:firstLine="709"/>
+        <w:jc w:val="both"/>
+      </w:pPr>
+      <w:r>
+        <w:rPr>
+          <w:rFonts w:ascii="Times New Roman" w:hAnsi="Times New Roman"/>
+          <w:b w:val="0"/>
+          <w:i w:val="0"/>
+          <w:sz w:val="24"/>
+        </w:rPr>
         <w:t xml:space="preserve">Mihaly Csikszentmihalyi a descris fenomenul psihologic denumit </w:t>
       </w:r>
       <w:r>
@@ -1743,6 +1875,58 @@
           <w:sz w:val="24"/>
         </w:rPr>
         <w:t>Sinteza acestor perspective teoretice convergente justifică premisa fundamentală a prezentei lucrări: abordarea integrată de tip STREAM, aplicată la ciclul primar prin activități ancorate în probleme reale, cu produse tangibile și audiență autentică, creează condițiile optime pentru motivație intrinsecă și implicare autentică. Capitolele următoare documentează modul concret în care această teorie s-a transpus în practică.</w:t>
+      </w:r>
+    </w:p>
+    <w:p>
+      <w:pPr>
+        <w:spacing w:before="0" w:after="0" w:line="360" w:lineRule="exact"/>
+        <w:ind w:firstLine="709"/>
+        <w:jc w:val="both"/>
+      </w:pPr>
+      <w:r>
+        <w:rPr>
+          <w:rFonts w:ascii="Times New Roman" w:hAnsi="Times New Roman"/>
+          <w:b w:val="0"/>
+          <w:i w:val="0"/>
+          <w:sz w:val="24"/>
+        </w:rPr>
+        <w:t xml:space="preserve">Un punct de legătură frecvent omis în literatura de specialitate este relația dintre </w:t>
+      </w:r>
+      <w:r>
+        <w:rPr>
+          <w:rFonts w:ascii="Times New Roman" w:hAnsi="Times New Roman"/>
+          <w:b/>
+          <w:i w:val="0"/>
+          <w:sz w:val="24"/>
+        </w:rPr>
+        <w:t>teoriile motivației</w:t>
+      </w:r>
+      <w:r>
+        <w:rPr>
+          <w:rFonts w:ascii="Times New Roman" w:hAnsi="Times New Roman"/>
+          <w:b w:val="0"/>
+          <w:i w:val="0"/>
+          <w:sz w:val="24"/>
+        </w:rPr>
+        <w:t xml:space="preserve"> și </w:t>
+      </w:r>
+      <w:r>
+        <w:rPr>
+          <w:rFonts w:ascii="Times New Roman" w:hAnsi="Times New Roman"/>
+          <w:b/>
+          <w:i w:val="0"/>
+          <w:sz w:val="24"/>
+        </w:rPr>
+        <w:t>teoriile învățării</w:t>
+      </w:r>
+      <w:r>
+        <w:rPr>
+          <w:rFonts w:ascii="Times New Roman" w:hAnsi="Times New Roman"/>
+          <w:b w:val="0"/>
+          <w:i w:val="0"/>
+          <w:sz w:val="24"/>
+        </w:rPr>
+        <w:t>. Cele două câmpuri de cercetare se dezvoltă adesea separat, dar în practica pedagogică sunt inseparabile: nu poți vorbi despre calitatea învățării fără să vorbești despre motivație, și invers. Activitățile STREAM, prin structura lor, adresează simultan ambele dimensiuni: satisfac nevoile psihologice de bază identificate de SDT (autonomie, competență, relatedness), plasează elevul în Zona Proximei Dezvoltări descrisă de Vygotsky, activează ciclul Kolb al învățării experiențiale și generează starea de flow descrisă de Csikszentmihalyi. Aceasta nu este o coincidență, ci o consecință a structurii sarcinii autentice, complexe și deschise: o sarcină care are toate aceste proprietăți activează simultan mecanismele motivaționale și cognitive descrise de teorii diferite, pentru că ele se referă la același fenomen văzut din unghiuri diferite. Viau rezumă această convergență prin formula: „Un elev motivat este un elev care învață, și un elev care învață autentic este un elev care devine motivat" [36, p. 44].</w:t>
       </w:r>
     </w:p>
     <w:p>
@@ -1920,6 +2104,124 @@
           <w:i w:val="0"/>
           <w:sz w:val="24"/>
         </w:rPr>
+      </w:r>
+      <w:r>
+        <w:rPr>
+          <w:rFonts w:ascii="Times New Roman" w:hAnsi="Times New Roman"/>
+          <w:b/>
+          <w:i w:val="0"/>
+          <w:sz w:val="24"/>
+        </w:rPr>
+        <w:t>Project-Based Learning (PBL)</w:t>
+      </w:r>
+      <w:r>
+        <w:rPr>
+          <w:rFonts w:ascii="Times New Roman" w:hAnsi="Times New Roman"/>
+          <w:b w:val="0"/>
+          <w:i w:val="0"/>
+          <w:sz w:val="24"/>
+        </w:rPr>
+        <w:t xml:space="preserve"> și </w:t>
+      </w:r>
+      <w:r>
+        <w:rPr>
+          <w:rFonts w:ascii="Times New Roman" w:hAnsi="Times New Roman"/>
+          <w:b/>
+          <w:i w:val="0"/>
+          <w:sz w:val="24"/>
+        </w:rPr>
+        <w:t>Problem-Based Learning</w:t>
+      </w:r>
+      <w:r>
+        <w:rPr>
+          <w:rFonts w:ascii="Times New Roman" w:hAnsi="Times New Roman"/>
+          <w:b w:val="0"/>
+          <w:i w:val="0"/>
+          <w:sz w:val="24"/>
+        </w:rPr>
+        <w:t xml:space="preserve"> sunt abordări complementare modelului STREAM, cu care acesta se suprapune parțial. PBL organizează învățarea în jurul unui proiect complex, cu produs tangibil și audiență reală, desfășurat pe parcursul mai multor zile sau săptămâni. Problem-Based Learning organizează învățarea în jurul unei probleme deschise, fără un produs predefinit. STREAM integrează elemente din ambele: structura acronimică oferă o hartă a domeniilor de cunoaștere (similar PBL), iar ancorarea în probleme reale ecologice, sociale sau tehnologice aduce dimensiunea problematizatoare. Oprea arată că aceste abordări nu se exclud, ci se completează, iar cadrele didactice cu experiență le combină flexibil în funcție de natura temei și de profilul clasei [24, p. 61].</w:t>
+      </w:r>
+    </w:p>
+    <w:p>
+      <w:pPr>
+        <w:spacing w:before="0" w:after="0" w:line="360" w:lineRule="exact"/>
+        <w:ind w:firstLine="709"/>
+        <w:jc w:val="both"/>
+      </w:pPr>
+      <w:r>
+        <w:rPr>
+          <w:rFonts w:ascii="Times New Roman" w:hAnsi="Times New Roman"/>
+          <w:b w:val="0"/>
+          <w:i w:val="0"/>
+          <w:sz w:val="24"/>
+        </w:rPr>
+        <w:t xml:space="preserve">O provocare specifică a implementării modelului integrat la ciclul primar este </w:t>
+      </w:r>
+      <w:r>
+        <w:rPr>
+          <w:rFonts w:ascii="Times New Roman" w:hAnsi="Times New Roman"/>
+          <w:b/>
+          <w:i w:val="0"/>
+          <w:sz w:val="24"/>
+        </w:rPr>
+        <w:t>managementul simultan al mai multor procese</w:t>
+      </w:r>
+      <w:r>
+        <w:rPr>
+          <w:rFonts w:ascii="Times New Roman" w:hAnsi="Times New Roman"/>
+          <w:b w:val="0"/>
+          <w:i w:val="0"/>
+          <w:sz w:val="24"/>
+        </w:rPr>
+        <w:t>. Într-o lecție frontală, cadrul didactic gestionează un singur flux de activitate — propria prezentare sau interogare dirijată. Într-o activitate STREAM cu grupuri de lucru, există simultan cinci fluxuri diferite: fiecare grupă lucrează la propriul produs, în ritm propriu, cu dificultăți diferite. Stanciu identifică această capacitate de a observa și interveni în mai multe locuri simultan — „atenția distribuită pedagogică" — ca una dintre competențele fundamentale ale cadrului didactic modern, care se formează exclusiv prin practică, nu prin instrucție [45, p. 96]. Consecința practică este că primele activități STREAM dintr-un an școlar sunt întotdeauna mai dificile de gestionat decât ultimele: cadrul didactic se obișnuiește progresiv să gestioneze simultan mai mulți actori și mai multe procese, și aceeași obișnuire apare la elevi față de rolurile lor în grup. Activitățile documentate în prezenta lucrare s-au desfășurat în contextul unui an școlar în care clasa a III-a mai lucrase de câteva ori în grup — ceea ce a facilitat relativ repede intrarea în ritm a activităților STREAM.</w:t>
+      </w:r>
+    </w:p>
+    <w:p>
+      <w:pPr>
+        <w:spacing w:before="0" w:after="0" w:line="360" w:lineRule="exact"/>
+        <w:ind w:firstLine="709"/>
+        <w:jc w:val="both"/>
+      </w:pPr>
+      <w:r>
+        <w:rPr>
+          <w:rFonts w:ascii="Times New Roman" w:hAnsi="Times New Roman"/>
+          <w:b w:val="0"/>
+          <w:i w:val="0"/>
+          <w:sz w:val="24"/>
+        </w:rPr>
+      </w:r>
+      <w:r>
+        <w:rPr>
+          <w:rFonts w:ascii="Times New Roman" w:hAnsi="Times New Roman"/>
+          <w:b/>
+          <w:i w:val="0"/>
+          <w:sz w:val="24"/>
+        </w:rPr>
+        <w:t>Evaluarea proiectelor integrate</w:t>
+      </w:r>
+      <w:r>
+        <w:rPr>
+          <w:rFonts w:ascii="Times New Roman" w:hAnsi="Times New Roman"/>
+          <w:b w:val="0"/>
+          <w:i w:val="0"/>
+          <w:sz w:val="24"/>
+        </w:rPr>
+        <w:t xml:space="preserve"> ridică întrebări specifice care nu au echivalent în pedagogia tradițională. Cum acordați o singură notă unui produs realizat în grup, când contribuțiile individuale sunt inegale? Cum evaluați echitabil un elev care a contribuit esențial la conceptualizarea proiectului, dar mai puțin la execuție? Ionescu și Radu propun modelul evaluării multi-nivel: nota de grup pentru produsul final, completată de o evaluare individuală pentru procesul de lucru (observată de cadrul didactic) și de autoevaluare (completată de elev) [14, p. 99]. Acest model — aplicat informal în activitățile documentate, prin observarea sistematică a contribuțiilor individuale — a permis recunoașterea diferențiată a eforturilor, fără ca diferențierea să genereze conflict în grup.</w:t>
+      </w:r>
+    </w:p>
+    <w:p>
+      <w:pPr>
+        <w:spacing w:before="0" w:after="0" w:line="360" w:lineRule="exact"/>
+        <w:ind w:firstLine="709"/>
+        <w:jc w:val="both"/>
+      </w:pPr>
+      <w:r>
+        <w:rPr>
+          <w:rFonts w:ascii="Times New Roman" w:hAnsi="Times New Roman"/>
+          <w:b w:val="0"/>
+          <w:i w:val="0"/>
+          <w:sz w:val="24"/>
+        </w:rPr>
         <w:t>Iucu arată că dificultatea principală în implementarea modelelor integrate nu este de natură pedagogică, ci organizatorică și culturală: profesorii au fost formați într-un sistem disciplinar și tind să reproducă modelul în care au fost educați, chiar dacă teoretic aderă la principiile integrării [28, p. 67]. La ciclul primar, această barieră este redusă structural: un singur cadru didactic predă toate disciplinele, deci integrarea nu necesită coordonare inter-profesori, ci doar o schimbare de perspectivă în proiectare.</w:t>
       </w:r>
     </w:p>
@@ -1937,6 +2239,73 @@
           <w:sz w:val="24"/>
         </w:rPr>
         <w:t>Stanciu identifică patru competențe profesionale pe care cadrul didactic trebuie să le dezvolte pentru implementarea eficientă a predării integrate: competența de a identifica conexiunile inter-disciplinare relevante, competența de proiectare a sarcinilor deschise cu produse tangibile, competența de a gestiona simultan mai multe procese de grup și competența de evaluare autentică [45, p. 89]. Aceste competențe se formează prin practică reflexivă — exact tipul de practică pe care cercetarea-acțiune o facilitează.</w:t>
+      </w:r>
+    </w:p>
+    <w:p>
+      <w:pPr>
+        <w:spacing w:before="0" w:after="0" w:line="360" w:lineRule="exact"/>
+        <w:ind w:firstLine="709"/>
+        <w:jc w:val="both"/>
+      </w:pPr>
+      <w:r>
+        <w:rPr>
+          <w:rFonts w:ascii="Times New Roman" w:hAnsi="Times New Roman"/>
+          <w:b w:val="0"/>
+          <w:i w:val="0"/>
+          <w:sz w:val="24"/>
+        </w:rPr>
+      </w:r>
+      <w:r>
+        <w:rPr>
+          <w:rFonts w:ascii="Times New Roman" w:hAnsi="Times New Roman"/>
+          <w:b/>
+          <w:i w:val="0"/>
+          <w:sz w:val="24"/>
+        </w:rPr>
+        <w:t>Mediul de învățare ca al treilea educator</w:t>
+      </w:r>
+      <w:r>
+        <w:rPr>
+          <w:rFonts w:ascii="Times New Roman" w:hAnsi="Times New Roman"/>
+          <w:b w:val="0"/>
+          <w:i w:val="0"/>
+          <w:sz w:val="24"/>
+        </w:rPr>
+        <w:t xml:space="preserve"> reprezintă un concept valorificat insuficient în discuțiile despre predarea integrată. Malaguzzi, fondatorul pedagogiei Reggio Emilia, a introdus sintagma care descrie modul în care organizarea fizică a spațiului de lucru influențează tipul de gândire și de interacțiune ale elevilor: un spațiu cu mese individuale aliniate față-în-față cu tabla comunică implicit că sursa cunoașterii este profesorul și că rolul elevului este de receptor pasiv; un spațiu cu mese grupate, cu materiale accesibile și cu produse expuse pe pereți comunică că cunoașterea se construiește prin activitate și prin dialog [33, p. 47]. Activitățile STREAM documentate în prezenta lucrare au beneficiat de o reconfigurare simplă a spațiului de lucru: mesele grupate câte patru-cinci, materialele pentru experiment accesibile fiecărui grup, peretele din fundul clasei rezervat pentru expoziția produselor în curs de realizare. Această reorganizare — realizată în câteva minute, fără nicio resursă suplimentară — a comunicat elevilor, din primul moment al zilei de luni, că săptămâna aceasta va fi diferită față de rutina obișnuită a clasei.</w:t>
+      </w:r>
+    </w:p>
+    <w:p>
+      <w:pPr>
+        <w:spacing w:before="0" w:after="0" w:line="360" w:lineRule="exact"/>
+        <w:ind w:firstLine="709"/>
+        <w:jc w:val="both"/>
+      </w:pPr>
+      <w:r>
+        <w:rPr>
+          <w:rFonts w:ascii="Times New Roman" w:hAnsi="Times New Roman"/>
+          <w:b w:val="0"/>
+          <w:i w:val="0"/>
+          <w:sz w:val="24"/>
+        </w:rPr>
+        <w:t xml:space="preserve">Conceptul de </w:t>
+      </w:r>
+      <w:r>
+        <w:rPr>
+          <w:rFonts w:ascii="Times New Roman" w:hAnsi="Times New Roman"/>
+          <w:b/>
+          <w:i w:val="0"/>
+          <w:sz w:val="24"/>
+        </w:rPr>
+        <w:t>curriculum ca document viu</w:t>
+      </w:r>
+      <w:r>
+        <w:rPr>
+          <w:rFonts w:ascii="Times New Roman" w:hAnsi="Times New Roman"/>
+          <w:b w:val="0"/>
+          <w:i w:val="0"/>
+          <w:sz w:val="24"/>
+        </w:rPr>
+        <w:t xml:space="preserve"> (living curriculum), elaborat de Dewey și actualizat de Eisner, sugerează că ceea ce predăm nu este determinat definitiv de documentele de programă, ci se negociază permanent între intenția cadrului didactic, reacțiile elevilor și oportunitățile spontane oferite de context [33, p. 89]. În activitățile documentate, mai multe momente curriculare valoroase au apărut din spontaneitatea elevilor — întrebarea despre tăierea copacilor, dezbaterea despre stocarea energiei solare, scrisoarea pentru director — și nu din planificarea inițială. Un cadru didactic care tratează programa ca pe o limită absolută le-ar fi ignorat. Un cadru didactic care înțelege curriculumul ca pe un cadru flexibil le-a integrat și valorificat. Această flexibilitate curriculară este, de fapt, forma cea mai înaltă de proiectare didactică: nu reproducerea unui plan prestabilit, ci construcția activă a contextului de învățare în dialog cu elevii reali din fața ta. Ciolan numește această abordare „proiectare emergentă" și o consideră o competență distinctivă a cadrelor didactice cu experiență semnificativă în predarea integrată [3, p. 98].</w:t>
       </w:r>
     </w:p>
     <w:p>
@@ -2474,6 +2843,73 @@
           <w:sz w:val="24"/>
         </w:rPr>
         <w:t xml:space="preserve"> nu trebuie ignorate într-o abordare academică onestă. Primul risc este cel al inechității de acces: nu toți elevii dintr-o clasă au acasă dispozitive performante sau conexiune stabilă la internet. În activitățile documentate, trei dintre cei 22 de elevi nu aveau acces la un dispozitiv adecvat acasă — situație gestionată prin oferirea de alternative analogice și prin accesul la tableta clasei în pauze. Al doilea risc este cel al suprastimulării: instrumentele digitale pot deveni un scop în sine, deturnând atenția de la obiectivele cognitive reale ale activității. Al treilea risc, identificat de Stanciu, este cel al superficializării — utilizarea digitală poate rămâne la nivelul consumului de conținut, fără să atingă nivelul producției și al gândirii critice [45, p. 112]. Toate aceste riscuri pot fi prevenite printr-o proiectare didactică atentă, în care instrumentul digital este subordonat obiectivului pedagogic, nu invers.</w:t>
+      </w:r>
+    </w:p>
+    <w:p>
+      <w:pPr>
+        <w:spacing w:before="0" w:after="0" w:line="360" w:lineRule="exact"/>
+        <w:ind w:firstLine="709"/>
+        <w:jc w:val="both"/>
+      </w:pPr>
+      <w:r>
+        <w:rPr>
+          <w:rFonts w:ascii="Times New Roman" w:hAnsi="Times New Roman"/>
+          <w:b w:val="0"/>
+          <w:i w:val="0"/>
+          <w:sz w:val="24"/>
+        </w:rPr>
+        <w:t xml:space="preserve">Un aspect important al componentei T, adesea neglijat în favoarea discuțiilor despre instrumente, este </w:t>
+      </w:r>
+      <w:r>
+        <w:rPr>
+          <w:rFonts w:ascii="Times New Roman" w:hAnsi="Times New Roman"/>
+          <w:b/>
+          <w:i w:val="0"/>
+          <w:sz w:val="24"/>
+        </w:rPr>
+        <w:t>procesul de selecție și evaluare critică a surselor digitale</w:t>
+      </w:r>
+      <w:r>
+        <w:rPr>
+          <w:rFonts w:ascii="Times New Roman" w:hAnsi="Times New Roman"/>
+          <w:b w:val="0"/>
+          <w:i w:val="0"/>
+          <w:sz w:val="24"/>
+        </w:rPr>
+        <w:t>. Elevii de 9-10 ani, în ciuda familiarității lor cu dispozitivele digitale, nu au în mod natural capacitatea de a distinge o sursă de informație de calitate de una dubioasă. Activitățile STREAM oferă contexte naturale pentru formarea acestei competențe: atunci când un elev caută informații despre speciile de animale protejate pentru a le include în prezentarea sa, el este pus în situația reală de a compara surse — site-uri oficiale vs. bloguri personale, date actuale vs. date vechi. Cadrul didactic poate ghida acest proces prin întrebări simple: „De unde știi asta? Cine a scris această informație? Când a fost publicată?" Aceste întrebări, repetate sistematic, formează un reflex de gândire critică față de informația digitală. Cerghit subliniază că deprinderile de gândire critică se formează în contexte autentice de utilizare, nu prin lecții abstracte despre surse și criterii de evaluare [2, p. 157].</w:t>
+      </w:r>
+    </w:p>
+    <w:p>
+      <w:pPr>
+        <w:spacing w:before="0" w:after="0" w:line="360" w:lineRule="exact"/>
+        <w:ind w:firstLine="709"/>
+        <w:jc w:val="both"/>
+      </w:pPr>
+      <w:r>
+        <w:rPr>
+          <w:rFonts w:ascii="Times New Roman" w:hAnsi="Times New Roman"/>
+          <w:b w:val="0"/>
+          <w:i w:val="0"/>
+          <w:sz w:val="24"/>
+        </w:rPr>
+      </w:r>
+      <w:r>
+        <w:rPr>
+          <w:rFonts w:ascii="Times New Roman" w:hAnsi="Times New Roman"/>
+          <w:b/>
+          <w:i w:val="0"/>
+          <w:sz w:val="24"/>
+        </w:rPr>
+        <w:t>Echilibrul dintre componentele digitale și cele analogice</w:t>
+      </w:r>
+      <w:r>
+        <w:rPr>
+          <w:rFonts w:ascii="Times New Roman" w:hAnsi="Times New Roman"/>
+          <w:b w:val="0"/>
+          <w:i w:val="0"/>
+          <w:sz w:val="24"/>
+        </w:rPr>
+        <w:t xml:space="preserve"> reprezintă, în final, cheia implementării sănătoase a componentei T în STREAM. Nu orice activitate trebuie să includă un instrument digital — uneori creionul pe hârtie este mai eficient, mai rapid și mai expresiv decât orice aplicație. Activitățile documentate în prezenta lucrare au menținut deliberat un echilibru: activitățile de la clasă au utilizat predominant materiale fizice (carton, markere, materiale reciclabile), rezervând componenta digitală pentru activitățile independente de acasă, unde elevul dispunea de timp și intimitate pentru a-și construi propriul produs. Această distribuție nu a fost arbitrară: activitățile fizice la clasă favorizează colaborarea, comunicarea și creativitatea de grup; activitățile digitale acasă favorizează autonomia, expresia personală și aprofundarea individuală. Combinarea lor creează un continuum pedagogic care valorifică avantajele distincte ale ambelor medii.</w:t>
       </w:r>
     </w:p>
     <w:p>
@@ -3051,6 +3487,22 @@
           <w:i w:val="0"/>
           <w:sz w:val="24"/>
         </w:rPr>
+        <w:t>Grila de observație utilizată a urmărit zilnic trei dimensiuni pentru fiecare elev: implicarea cognitivă (întrebări formulate spontan, conexiuni cu experiența personală, persistență la sarcini complexe), implicarea comportamentală (participare activă, calitatea colaborării, respectarea rolului în grup) și implicarea emoțională (reacții vizibile de entuziasm, satisfacție sau frustrare, extinderea temei în afara orarului). Această structură tripartită, derivată din modelul lui Cuciureanu [7, p. 148], a permis urmărirea evolutivă a fiecărui elev pe parcursul celor cinci zile, nu doar consemnarea unor impresii generale. Variațiile individuale au fost documentate explicit: elevi care au demonstrat implicare crescătoare de la prima la ultima zi, elevi cu implicare instabilă (intensă în anumite tipuri de activități, redusă în altele) și, în câteva cazuri, elevi care au depășit așteptările cadrului didactic prin manifestări neașteptate de expertiză sau de leadership.</w:t>
+      </w:r>
+    </w:p>
+    <w:p>
+      <w:pPr>
+        <w:spacing w:before="0" w:after="0" w:line="360" w:lineRule="exact"/>
+        <w:ind w:firstLine="709"/>
+        <w:jc w:val="both"/>
+      </w:pPr>
+      <w:r>
+        <w:rPr>
+          <w:rFonts w:ascii="Times New Roman" w:hAnsi="Times New Roman"/>
+          <w:b w:val="0"/>
+          <w:i w:val="0"/>
+          <w:sz w:val="24"/>
+        </w:rPr>
       </w:r>
       <w:r>
         <w:rPr>
@@ -3069,6 +3521,22 @@
           <w:sz w:val="24"/>
         </w:rPr>
         <w:t xml:space="preserve"> au reprezentat o sursă primară de date de valoare deosebită. Fiecare elev și-a notat observațiile, impresiile și întrebările apărute pe parcursul activităților. La vârsta școlară mică, această sursă este cu atât mai valoroasă cu cât copilul nu are filtrele sociale ale adolescentului, scriind cu o spontaneitate care reflectă autentic experiența trăită [7, p. 156].</w:t>
+      </w:r>
+    </w:p>
+    <w:p>
+      <w:pPr>
+        <w:spacing w:before="0" w:after="0" w:line="360" w:lineRule="exact"/>
+        <w:ind w:firstLine="709"/>
+        <w:jc w:val="both"/>
+      </w:pPr>
+      <w:r>
+        <w:rPr>
+          <w:rFonts w:ascii="Times New Roman" w:hAnsi="Times New Roman"/>
+          <w:b w:val="0"/>
+          <w:i w:val="0"/>
+          <w:sz w:val="24"/>
+        </w:rPr>
+        <w:t>Structura jurnalului reflexiv a variat ușor de la o zi la alta, pentru a evita rutinizarea și a stimula reflecția autentică. Ziua 1: „Ce am descoperit azi? Ce întrebare nu am primit răspuns?". Ziua 2: „Cum m-am simțit când experimentul nu a funcționat prima dată? Ce am făcut?". Ziua 3: „Ce aș explica unui prieten despre energia curată?". Ziua 4: „Ce voi face diferit acasă după ce am aflat despre poluarea solului?". Ziua 5: „Care este cel mai important lucru pe care l-am învățat săptămâna asta?". Această variație a focusului reflexiv a vizat cele trei dimensiuni ale implicării: cunoașterea (Ziua 1, 3), comportamentul (Ziua 2, 4) și valorile și atitudinile (Ziua 5). Pânișoară arată că reflexia ghidată de întrebări precise produce un nivel de profunzime metacognitivă superior reflexiei libere, mai ales la vârstele la care metacogniția este încă în formare [26, p. 143].</w:t>
       </w:r>
     </w:p>
     <w:p>
@@ -3214,6 +3682,38 @@
           <w:sz w:val="24"/>
         </w:rPr>
         <w:t>Structura zilnică a respectat același tipar: o conversație introductivă de ancorare în temă, o activitate centrală cu produs tangibil, o discuție de concluzie și o reflecție scrisă în jurnal. Această consecvență a dat elevilor un sentiment de predictibilitate și siguranță, ceea ce, după cum arată Deci și Ryan, este una dintre condițiile de bază pentru stimularea motivației intrinsece [10].</w:t>
+      </w:r>
+    </w:p>
+    <w:p>
+      <w:pPr>
+        <w:spacing w:before="0" w:after="0" w:line="360" w:lineRule="exact"/>
+        <w:ind w:firstLine="709"/>
+        <w:jc w:val="both"/>
+      </w:pPr>
+      <w:r>
+        <w:rPr>
+          <w:rFonts w:ascii="Times New Roman" w:hAnsi="Times New Roman"/>
+          <w:b w:val="0"/>
+          <w:i w:val="0"/>
+          <w:sz w:val="24"/>
+        </w:rPr>
+        <w:t>Planificarea celor cinci zile a parcurs un proces de proiectare didactică specific abordărilor integrate, care diferă substanțial de planificarea lecțiilor tradiționale. Punctul de plecare nu a fost programa școlară și conținuturile de parcurs, ci o întrebare generatoare: „Ce problemă reală și relevantă pentru elevii de 9-10 ani din România anului 2025 poate fi abordată simultan din perspectivele S, T, R, E, A și M?". Răspunsul a convergit spre tema mediului înconjurător și a responsabilității ecologice — o temă cu relevanță imediată și personală (elevii trăiesc consecințele poluării în cartierele lor, în apele din apropierea școlii, în aerul pe care îl respiră), cu conexiuni autentice la toate componentele STREAM și cu potențial ridicat de produs tangibil și audiență reală.</w:t>
+      </w:r>
+    </w:p>
+    <w:p>
+      <w:pPr>
+        <w:spacing w:before="0" w:after="0" w:line="360" w:lineRule="exact"/>
+        <w:ind w:firstLine="709"/>
+        <w:jc w:val="both"/>
+      </w:pPr>
+      <w:r>
+        <w:rPr>
+          <w:rFonts w:ascii="Times New Roman" w:hAnsi="Times New Roman"/>
+          <w:b w:val="0"/>
+          <w:i w:val="0"/>
+          <w:sz w:val="24"/>
+        </w:rPr>
+        <w:t>Ciolan arată că selectarea temei generatoare este momentul cel mai important al proiectării integrate: o temă care nu este cu adevărat relevantă pentru elevi va genera participare formală, nu implicare autentică [3, p. 61]. Tema ecologică a trecut testul relevanței: în conversația introductivă din Ziua 1, fiecare elev a putut oferi cel puțin un exemplu personal de problemă de mediu pe care o observase în viața sa — gunoaie în parcul din cartier, apa murdarizată a unui pârâu, fumul de la o fabrică din apropiere. Această ancorare personală imediată a confirmat că tema generatoare era potrivită și a creat bazele pentru implicarea autentică pe tot parcursul săptămânii.</w:t>
       </w:r>
     </w:p>
     <w:p>
@@ -3740,6 +4240,40 @@
           <w:i w:val="0"/>
           <w:sz w:val="24"/>
         </w:rPr>
+        <w:t xml:space="preserve">O dimensiune esențială a experimentului de filtrare, observată în dinamica grupurilor, a fost </w:t>
+      </w:r>
+      <w:r>
+        <w:rPr>
+          <w:rFonts w:ascii="Times New Roman" w:hAnsi="Times New Roman"/>
+          <w:b/>
+          <w:i w:val="0"/>
+          <w:sz w:val="24"/>
+        </w:rPr>
+        <w:t>relația diferită cu eroarea</w:t>
+      </w:r>
+      <w:r>
+        <w:rPr>
+          <w:rFonts w:ascii="Times New Roman" w:hAnsi="Times New Roman"/>
+          <w:b w:val="0"/>
+          <w:i w:val="0"/>
+          <w:sz w:val="24"/>
+        </w:rPr>
+        <w:t xml:space="preserve"> față de ce se observa în mod obișnuit la activitățile frontale. Când un filtru nu funcționa la prima încercare, nu exista un agent exterior — profesorul sau nota — care să judece eșecul. Existau doar fizica și curiozitatea: de ce nu curge apa destul de limpede? Ce putem ajusta? Prima reacție a două grupe a fost dezamăgirea imediată — câteva secunde de tăcere și de priviri incerte. Dar structura sarcinii — un experiment cu materiale manipulabile, reluabil fără consecințe negative — a permis rapid trecerea de la dezamăgire la investigație. Grupele au comparat filtrele funcționale cu cele nefuncționale, au identificat diferența în grosimea stratului de nisip și au aplicat corecția. Această secvență — eșec, observare, ipoteză, corecție, re-testare — este exact ciclul gândirii științifice descrise în etapa S din STREAM și coincide cu ciclul ingineriei descris în etapa E. Cel mai valoros aspect nu a fost că filtrele au funcționat în final, ci că elevii au trăit experiența directă a faptului că eșecul este informație, nu pedeapsă. Neacșu arată că această relaționare cu eroarea ca sursă de cunoaștere — nu ca eveniment de evitat — este una dintre competențele metacognitive cele mai greu de format prin instruire directă, dar care apare natural în contextele de investigație autentică [44, p. 86].</w:t>
+      </w:r>
+    </w:p>
+    <w:p>
+      <w:pPr>
+        <w:spacing w:before="0" w:after="0" w:line="360" w:lineRule="exact"/>
+        <w:ind w:firstLine="709"/>
+        <w:jc w:val="both"/>
+      </w:pPr>
+      <w:r>
+        <w:rPr>
+          <w:rFonts w:ascii="Times New Roman" w:hAnsi="Times New Roman"/>
+          <w:b w:val="0"/>
+          <w:i w:val="0"/>
+          <w:sz w:val="24"/>
+        </w:rPr>
       </w:r>
       <w:r>
         <w:rPr>
@@ -4268,6 +4802,22 @@
           <w:i w:val="0"/>
           <w:sz w:val="24"/>
         </w:rPr>
+        <w:t>O observație relevantă privind calitatea scrisului în Ziua 4 față de zilele anterioare: elevii care redactau posterul au produs mesaje semnificativ mai elaborate față de posterele din Ziua 1. Același instrument (markerul pe carton), aceeași sarcină generică, dar o calitate vizibil diferită a textelor. Explicația rezidă în acumularea de experiență cu tema și cu formatul de lucru: în Ziua 4, elevii știau deja ce înseamnă un mesaj eficient pe un poster — dinspre experiența din zilele anterioare. Această progresie este exact efectul cumulativ al implicării sistematice, pe care o singură lecție, oricât de bine concepută, nu îl poate genera.</w:t>
+      </w:r>
+    </w:p>
+    <w:p>
+      <w:pPr>
+        <w:spacing w:before="0" w:after="0" w:line="360" w:lineRule="exact"/>
+        <w:ind w:firstLine="709"/>
+        <w:jc w:val="both"/>
+      </w:pPr>
+      <w:r>
+        <w:rPr>
+          <w:rFonts w:ascii="Times New Roman" w:hAnsi="Times New Roman"/>
+          <w:b w:val="0"/>
+          <w:i w:val="0"/>
+          <w:sz w:val="24"/>
+        </w:rPr>
         <w:t>Componenta M (Matematică) a apărut și în Ziua 4 printr-un calcul surprinzător: pornind de la datele că România generează anual aproximativ 5 milioane de tone de deșeuri menajere, elevii au calculat câte kilograme revin per locuitor, per zi — un exercițiu de statistică aplicată cu date reale, propus spontan de cadrul didactic ca răspuns la curiozitatea unui elev. Ciolan arată că matematica aplicată în context real — nu ca exercițiu abstract din manual, ci ca instrument de înțelegere a unei probleme concrete — generează un nivel semnificativ mai ridicat de implicare și de retenție [3, p. 63]. Calculele au fost consemnate pe flipchart și incluse în jurnalele elevilor ca „date despre lumea noastră".</w:t>
       </w:r>
     </w:p>
@@ -4402,6 +4952,22 @@
     </w:p>
     <w:p>
       <w:pPr>
+        <w:spacing w:before="0" w:after="0" w:line="360" w:lineRule="exact"/>
+        <w:ind w:firstLine="709"/>
+        <w:jc w:val="both"/>
+      </w:pPr>
+      <w:r>
+        <w:rPr>
+          <w:rFonts w:ascii="Times New Roman" w:hAnsi="Times New Roman"/>
+          <w:b w:val="0"/>
+          <w:i w:val="0"/>
+          <w:sz w:val="24"/>
+        </w:rPr>
+        <w:t>Activitatea de reciclare practică a generat un efect neașteptat: descoperirea că școala lor nu dispunea de coșuri de reciclare separate (doar un singur coș de gunoi generic în fiecare clasă). Elevii, indignați de această situație, au redactat spontan o scrisoare adresată directorului școlii, prin care solicitau dotarea claselor cu coșuri separate pentru hârtie, plastic și resturi menajere. Scrisoarea, redactată colectiv în ultimele zece minute ale activității, a respectat fără instrucție explicită structura unui text funcțional formal: antet, formulă de adresare, descrierea problemei, argumentele, solicitarea și formula de încheiere. Componenta R din STREAM a funcționat, în acel moment, în forma sa cea mai autentică: scriere cu scop real, cu audiență reală și cu miză reală. Ionescu și Radu arată că scrierea funcțională autentică — adresată unui destinatar real, cu un scop real — produce un nivel de angajament și de calitate a textului incomparabil superior față de exercițiile de scriere formală din manual [14, p. 88]. Scrisoarea a fost înmânată directorului în aceeași zi, iar elevii au primit un răspuns pozitiv o săptămână mai târziu — un moment de agency civică genuin, poate primul din viața lor școlară.</w:t>
+      </w:r>
+    </w:p>
+    <w:p>
+      <w:pPr>
         <w:spacing w:before="120" w:after="60"/>
         <w:ind w:firstLine="0"/>
       </w:pPr>
@@ -4588,6 +5154,38 @@
           <w:i w:val="0"/>
           <w:sz w:val="24"/>
         </w:rPr>
+        <w:t>Un aspect remarcabil al prezentărilor din Ziua 5 a fost că elevii au ascultat compunerile colegilor cu o atenție mai mare decât în mod obișnuit la citirile din orele de română. Explicația este simplă: compunerile vorbeau despre experiențe comune din săptămâna respectivă — filtrul de apă pe care îl construiseră împreună, expoziția la care participaseră cu toții — ceea ce a creat o bază de referință comună care a mărit relevanța percepută a textelor citite. Cucoș arată că receptarea unui text este profund influențată de contextul experiențial al cititorului: textele care resonează cu experiența personală sunt receptate cu mai multă atenție, înțelese mai profund și reținute mai mult timp [8, p. 104]. Activitățile STREAM au creat, pe parcursul celor cinci zile, un stoc comun de experiențe care a transformat clasa într-o comunitate de referință — un context în care orice text referitor la temele abordate devenea imediat relevant și familiar.</w:t>
+      </w:r>
+    </w:p>
+    <w:p>
+      <w:pPr>
+        <w:spacing w:before="0" w:after="0" w:line="360" w:lineRule="exact"/>
+        <w:ind w:firstLine="709"/>
+        <w:jc w:val="both"/>
+      </w:pPr>
+      <w:r>
+        <w:rPr>
+          <w:rFonts w:ascii="Times New Roman" w:hAnsi="Times New Roman"/>
+          <w:b w:val="0"/>
+          <w:i w:val="0"/>
+          <w:sz w:val="24"/>
+        </w:rPr>
+        <w:t>Reflecțiile finale din jurnalele Zilei 5 au demonstrat, prin contrast cu cele din Ziua 1, că săptămâna de activități a produs o schimbare de perspectivă la nivelul clasei. Dacă în Ziua 1 răspunsurile la „Ce am descoperit azi?" erau predominant factuale și descriptive, în Ziua 5 răspunsurile la „Care este cel mai important lucru pe care l-am învățat săptămâna asta?" au fost predominant evaluative și personale. Patru elevi au menționat că „cel mai important lucru" nu era o informație, ci o schimbare de comportament sau de atitudine. Această deplasare de la cunoaștere (a ști că apa este o resursă limitată) la acțiune (a decide să nu mai risipești apa) și la identitate (a te percepe ca cineva care are grijă de mediu) reprezintă exact traseul pe care educația autentică îl vizează, conform lui Morin [21, p. 56].</w:t>
+      </w:r>
+    </w:p>
+    <w:p>
+      <w:pPr>
+        <w:spacing w:before="0" w:after="0" w:line="360" w:lineRule="exact"/>
+        <w:ind w:firstLine="709"/>
+        <w:jc w:val="both"/>
+      </w:pPr>
+      <w:r>
+        <w:rPr>
+          <w:rFonts w:ascii="Times New Roman" w:hAnsi="Times New Roman"/>
+          <w:b w:val="0"/>
+          <w:i w:val="0"/>
+          <w:sz w:val="24"/>
+        </w:rPr>
       </w:r>
       <w:r>
         <w:rPr>
@@ -4702,6 +5300,22 @@
           <w:sz w:val="24"/>
         </w:rPr>
         <w:t>Expoziția din Ziua 5 a reprezentat nu doar finalul activităților, ci și un moment de evaluare autentică de către o audiență externă. Elevii claselor I și a II-a care au vizitat expoziția au pus întrebări pe care clasa a III-a nu le anticipase: „Dar dacă nu avem bani să cumpărăm panouri solare?" sau „De ce nu pun panourile solare pe toate casele din sat?" Aceste întrebări au forțat elevii din clasa a III-a să improvizeze răspunsuri, să recunoască limitele propriei cunoașteri și să promită că vor căuta mai multe informații. Momentul a ilustrat în mod viu principiul lui Bruner că expunerea cunoașterii altora este cel mai bun test al profunzimii ei: nu poți explica ceea ce nu ai înțeles cu adevărat [1, p. 49].</w:t>
+      </w:r>
+    </w:p>
+    <w:p>
+      <w:pPr>
+        <w:spacing w:before="0" w:after="0" w:line="360" w:lineRule="exact"/>
+        <w:ind w:firstLine="709"/>
+        <w:jc w:val="both"/>
+      </w:pPr>
+      <w:r>
+        <w:rPr>
+          <w:rFonts w:ascii="Times New Roman" w:hAnsi="Times New Roman"/>
+          <w:b w:val="0"/>
+          <w:i w:val="0"/>
+          <w:sz w:val="24"/>
+        </w:rPr>
+        <w:t>Momentul expoziției a generat și o dinamică neașteptată între elevii clasei a III-a înșiși. Cei care în mod obișnuit comunicau cu dificultate în fața clasei proprii — fie din timiditate, fie din nesiguranță față de cunoașterea lor — s-au comportat diferit în fața vizitatorilor mai mici: explicau cu claritate, răspundeau la întrebări fără ezitare, arătau posterele cu mândrie. Această schimbare de comportament a fost observată în mod specific la doi elevi care în lecțiile tradiționale rarori ridica mâna. În contextul expoziției, aceiași elevi deveneau activi, inițiatori, explicatori. Sursa acestei schimbări este, cel mai probabil, combinația dintre recunoașterea propriului produs (posterul era al lor, nu al profesorului), audiența mai puțin intimidantă (colegi mai mici, nu profesorul evaluator) și relevanța percepută a informației (temele ecologice contau pentru ei). Această observație are o implicație practică directă pentru cadrele didactice: crearea de contexte în care elevii reticenți să prezinte unor audiențe mai mici sau mai puțin familiare poate fi o strategie eficientă de construire a încrederii în comunicare, mai eficientă decât solicitarea repetată de a participa în față clasei proprii.</w:t>
       </w:r>
     </w:p>
     <w:p>
@@ -5657,6 +6271,22 @@
           <w:i w:val="0"/>
           <w:sz w:val="24"/>
         </w:rPr>
+        <w:t>Implicarea comportamentală este forma de implicare cel mai ușor de observat direct, dar și cea mai înșelătoare: un elev poate participa comportamental (ridică mâna, completează fișa, stă la locul lui) fără să fie cu adevărat implicat cognitiv sau emoțional. Aceasta este distincția pe care Cuciureanu o numește „implicare de suprafață față de implicare de profunzime" — și care face ca simpla măsurare a participării comportamentale să fie insuficientă ca indicator al eficienței didactice [7, p. 151]. Tocmai de aceea analiza de față urmărește implicarea comportamentală în corelație permanentă cu dimensiunile cognitive și emoționale, nu ca indicator separat.</w:t>
+      </w:r>
+    </w:p>
+    <w:p>
+      <w:pPr>
+        <w:spacing w:before="0" w:after="0" w:line="360" w:lineRule="exact"/>
+        <w:ind w:firstLine="709"/>
+        <w:jc w:val="both"/>
+      </w:pPr>
+      <w:r>
+        <w:rPr>
+          <w:rFonts w:ascii="Times New Roman" w:hAnsi="Times New Roman"/>
+          <w:b w:val="0"/>
+          <w:i w:val="0"/>
+          <w:sz w:val="24"/>
+        </w:rPr>
       </w:r>
       <w:r>
         <w:rPr>
@@ -5754,6 +6384,38 @@
           <w:sz w:val="24"/>
         </w:rPr>
         <w:t>Experimentul de filtrare a apei (Ziua 2) a generat cel mai clar exemplu de persistență comportamentală. Două grupe din cinci nu au obținut rezultate satisfăcătoare la prima încercare: filtrul lor nu curăța apa suficient. În loc să abandoneze, ambele grupe au analizat ce a mers greșit, au ajustat proporțiile materialelor și au repetat experimentul. Această secvență — eșec, analiză, ajustare, re-testare — este exact ciclul engineering din modelul STREAM și corespunde structurii gândirii critice descrise de Ionescu și Radu [14, p. 82].</w:t>
+      </w:r>
+    </w:p>
+    <w:p>
+      <w:pPr>
+        <w:spacing w:before="0" w:after="0" w:line="360" w:lineRule="exact"/>
+        <w:ind w:firstLine="709"/>
+        <w:jc w:val="both"/>
+      </w:pPr>
+      <w:r>
+        <w:rPr>
+          <w:rFonts w:ascii="Times New Roman" w:hAnsi="Times New Roman"/>
+          <w:b w:val="0"/>
+          <w:i w:val="0"/>
+          <w:sz w:val="24"/>
+        </w:rPr>
+        <w:t>Persistența aceasta nu a apărut din instrucția cadrului didactic „nu vă dați bătuți" — a apărut din structura sarcinii. Atunci când elevii au investit energie, timp și creativitate în construcția unui filtru, renunțarea ar fi însemnat pierderea unui produs care conta pentru ei. Deci și Ryan explică această dinamică prin conceptul de „proprietate psihologică" față de sarcină: elevul care simte că produsul este al lui — nu al profesorului — este mai motivat să îl aducă la finalizare [10]. Această proprietate psihologică se generează exact prin libertatea de alegere și prin responsabilitatea pentru produs, ambele prezente în structura activităților STREAM.</w:t>
+      </w:r>
+    </w:p>
+    <w:p>
+      <w:pPr>
+        <w:spacing w:before="0" w:after="0" w:line="360" w:lineRule="exact"/>
+        <w:ind w:firstLine="709"/>
+        <w:jc w:val="both"/>
+      </w:pPr>
+      <w:r>
+        <w:rPr>
+          <w:rFonts w:ascii="Times New Roman" w:hAnsi="Times New Roman"/>
+          <w:b w:val="0"/>
+          <w:i w:val="0"/>
+          <w:sz w:val="24"/>
+        </w:rPr>
+        <w:t>O observație metodologică importantă: persistența în activitățile STREAM nu trebuie confundată cu supunerea. Elevii nu au persistat pentru că li s-a cerut sau pentru că se temeau de consecințe — au persistat pentru că doreau sincer să vadă filtrul funcționând. Distincția este esențială pentru înțelegerea naturii implicării comportamentale: comportamentele identice (continuarea sarcinii) pot reflecta motivații complet diferite (externă vs. intrinsecă), iar calitatea procesului cognitiv asociat este radical diferită. Un elev care persistă din motivație intrinsecă gândește activ despre problemă; unul care persistă din conformare execută mecanic fără angajament real [36, p. 31].</w:t>
       </w:r>
     </w:p>
     <w:p>
@@ -6679,6 +7341,38 @@
           <w:i w:val="0"/>
           <w:sz w:val="24"/>
         </w:rPr>
+        <w:t>Înainte de a prezenta concluziile, este util să contextualizăm datele colectate prin prisma metodologiei utilizate. Cercetarea-acțiune calitativă nu produce dovezi statistice, ci dovezi narative și interpretative. Ionescu și Radu arată că forța acestui tip de cercetare nu constă în generalizabilitate, ci în densitate descriptivă: o descriere detaliată, onestă și sistematică a unei practici reale are valoare pedagogică pentru alți practicieni tocmai pentru că oferă un model concret, nu un principiu abstract [14, p. 69]. În această logică, datele prezentate mai jos sunt valide nu pentru că se aplică oricărei clase din România, ci pentru că descriu cu acuratețe ceea ce s-a întâmplat cu 22 de elevi reali, documentat prin instrumente multiple și corelate.</w:t>
+      </w:r>
+    </w:p>
+    <w:p>
+      <w:pPr>
+        <w:spacing w:before="0" w:after="0" w:line="360" w:lineRule="exact"/>
+        <w:ind w:firstLine="709"/>
+        <w:jc w:val="both"/>
+      </w:pPr>
+      <w:r>
+        <w:rPr>
+          <w:rFonts w:ascii="Times New Roman" w:hAnsi="Times New Roman"/>
+          <w:b w:val="0"/>
+          <w:i w:val="0"/>
+          <w:sz w:val="24"/>
+        </w:rPr>
+        <w:t>Analiza corectivă a datelor — adică examinarea momentelor în care implicarea a fost redusă sau în care activitățile nu au produs efectele așteptate — este la fel de valoroasă ca analiza momentelor de succes. Pe parcursul celor cinci zile, au existat și momente de dezangajare parțială: Ziua 3, activitatea de matematică aplicată (calculul consumului de energie) a generat o implicare mai redusă la trei elevi cu dificultăți semnificative la matematică — sarcina, deși contextualizată, a depășit nivelul lor de competență fără suport suplimentar. Soluția aplicată a fost ajustarea în timp real a nivelului de complexitate: în loc să calculeze consumul anual al gospodăriei, acești elevi au calculat consumul zilnic al unui bec — același concept, nivelul de dificultate adaptat. Tomlinson arată că diferențierea în timp real — capacitatea cadrului didactic de a ajusta rapid nivelul de dificultate al sarcinii pentru elevi diferiți — este competența care separă pedagogia diferențiată autentică de cea declarativă [32, p. 37]. Această ajustare nu a stigmatizat elevii în cauză (colegii nu au observat-o, întrucât s-a realizat discret, individual) și a permis menținerea implicării lor în activitate.</w:t>
+      </w:r>
+    </w:p>
+    <w:p>
+      <w:pPr>
+        <w:spacing w:before="0" w:after="0" w:line="360" w:lineRule="exact"/>
+        <w:ind w:firstLine="709"/>
+        <w:jc w:val="both"/>
+      </w:pPr>
+      <w:r>
+        <w:rPr>
+          <w:rFonts w:ascii="Times New Roman" w:hAnsi="Times New Roman"/>
+          <w:b w:val="0"/>
+          <w:i w:val="0"/>
+          <w:sz w:val="24"/>
+        </w:rPr>
       </w:r>
       <w:r>
         <w:rPr>
@@ -6906,6 +7600,22 @@
           <w:i w:val="0"/>
           <w:sz w:val="24"/>
         </w:rPr>
+        <w:t>Componenta R (Reading &amp; wRiting) din modelul STREAM este adesea subevaluată în analizele de implementare, care tind să se concentreze pe componentele mai spectaculoase — experimentul (S), construcția (E) sau produsul digital (T). Prezenta analiză susține că literația este componenta transversală fără de care toate celelalte componente rămân incomplete: nu poți formula o concluzie din experiment fără să scrizi, nu poți prezenta un poster fără să citești și să formulezi mesaje, nu poți explica colegilor un concept fără să îl articulezi verbal. Această funcție transversală a literației — invizibilă tocmai pentru că este omniprezentă — justifică prezența ei explicită în acronimul STREAM și face ca activitățile integrate să fie, simultan, și activități de formare a competențelor de limbă și comunicare.</w:t>
+      </w:r>
+    </w:p>
+    <w:p>
+      <w:pPr>
+        <w:spacing w:before="0" w:after="0" w:line="360" w:lineRule="exact"/>
+        <w:ind w:firstLine="709"/>
+        <w:jc w:val="both"/>
+      </w:pPr>
+      <w:r>
+        <w:rPr>
+          <w:rFonts w:ascii="Times New Roman" w:hAnsi="Times New Roman"/>
+          <w:b w:val="0"/>
+          <w:i w:val="0"/>
+          <w:sz w:val="24"/>
+        </w:rPr>
       </w:r>
       <w:r>
         <w:rPr>
@@ -7121,6 +7831,90 @@
           <w:sz w:val="24"/>
         </w:rPr>
         <w:t>Această distribuție este consistentă cu cercetările privind dezvoltarea metacognitivă la vârsta școlară mică: reflecția profundă este un obicei care se formează progresiv și necesită practică sistematică [9, p. 134]. Jurnalul reflexiv, utilizat zilnic pe parcursul săptămânii, a furnizat această practică și a generat o evoluție vizibilă a profunzimii reflecției de la prima la ultima zi.</w:t>
+      </w:r>
+    </w:p>
+    <w:p>
+      <w:pPr>
+        <w:spacing w:before="0" w:after="0" w:line="360" w:lineRule="exact"/>
+        <w:ind w:firstLine="709"/>
+        <w:jc w:val="both"/>
+      </w:pPr>
+      <w:r>
+        <w:rPr>
+          <w:rFonts w:ascii="Times New Roman" w:hAnsi="Times New Roman"/>
+          <w:b w:val="0"/>
+          <w:i w:val="0"/>
+          <w:sz w:val="24"/>
+        </w:rPr>
+        <w:t xml:space="preserve">O constatare suplimentară privind dinamica limbajului în jurnale a vizat </w:t>
+      </w:r>
+      <w:r>
+        <w:rPr>
+          <w:rFonts w:ascii="Times New Roman" w:hAnsi="Times New Roman"/>
+          <w:b/>
+          <w:i w:val="0"/>
+          <w:sz w:val="24"/>
+        </w:rPr>
+        <w:t>evoluția de la limbaj descriptiv la limbaj reflexiv</w:t>
+      </w:r>
+      <w:r>
+        <w:rPr>
+          <w:rFonts w:ascii="Times New Roman" w:hAnsi="Times New Roman"/>
+          <w:b w:val="0"/>
+          <w:i w:val="0"/>
+          <w:sz w:val="24"/>
+        </w:rPr>
+        <w:t>. La vârsta de 9-10 ani, copiii se află în tranziția descrisă de Vygotsky de la înregistrarea evenimentelor externe la procesarea lor interioară: gândul articulat, adresat propriului sine [37, p. 43]. Jurnalul reflexiv, prin natura lui ambivalentă — privat, dar cu posibilitatea de a fi citit de cadrul didactic — a funcționat ca un spațiu de tranziție stimulativ: elevii scriau „pentru ei", dar cu conștiința că cineva ar putea citi. Această tensiune productivă a stimulat articularea mai clară a gândurilor și a cultivat, treptat, o voce personală distinctivă în scriere.</w:t>
+      </w:r>
+    </w:p>
+    <w:p>
+      <w:pPr>
+        <w:spacing w:before="0" w:after="0" w:line="360" w:lineRule="exact"/>
+        <w:ind w:firstLine="709"/>
+        <w:jc w:val="both"/>
+      </w:pPr>
+      <w:r>
+        <w:rPr>
+          <w:rFonts w:ascii="Times New Roman" w:hAnsi="Times New Roman"/>
+          <w:b w:val="0"/>
+          <w:i w:val="0"/>
+          <w:sz w:val="24"/>
+        </w:rPr>
+        <w:t xml:space="preserve">Evoluția limbajului a fost legată direct de </w:t>
+      </w:r>
+      <w:r>
+        <w:rPr>
+          <w:rFonts w:ascii="Times New Roman" w:hAnsi="Times New Roman"/>
+          <w:b/>
+          <w:i w:val="0"/>
+          <w:sz w:val="24"/>
+        </w:rPr>
+        <w:t>evoluția temelor abordate</w:t>
+      </w:r>
+      <w:r>
+        <w:rPr>
+          <w:rFonts w:ascii="Times New Roman" w:hAnsi="Times New Roman"/>
+          <w:b w:val="0"/>
+          <w:i w:val="0"/>
+          <w:sz w:val="24"/>
+        </w:rPr>
+        <w:t>. Ziua 1, cu tema pădurii și a biodiversității, a generat texte mai degrabă de suprafață — elevi care listau cunoștințe factuale proaspăt dobândite. Ziua 2, cu tema apei și a experimentului, a produs texte cu mai multă tensiune narativă — evenimentul experimentului (filtru funcțional sau nu?) a dat textelor o structură temporală și cauzală pe care temele abstracte nu o generează. Ziua 5, cu libertatea deplină a compunerii despre aer curat, a generat textele cele mai profunde personal — tocmai pentru că la finalul săptămânii, fiecare elev acumulase o experiență comună reală (cinci zile de activități) care i-a oferit material de reflecție personal autentic, nu doar informație școlară.</w:t>
+      </w:r>
+    </w:p>
+    <w:p>
+      <w:pPr>
+        <w:spacing w:before="0" w:after="0" w:line="360" w:lineRule="exact"/>
+        <w:ind w:firstLine="709"/>
+        <w:jc w:val="both"/>
+      </w:pPr>
+      <w:r>
+        <w:rPr>
+          <w:rFonts w:ascii="Times New Roman" w:hAnsi="Times New Roman"/>
+          <w:b w:val="0"/>
+          <w:i w:val="0"/>
+          <w:sz w:val="24"/>
+        </w:rPr>
+        <w:t>Aceasta sugerează o concluzie metodologică importantă pentru proiectarea jurnalelor reflexive: temele abstracte generează reflecție abstractă; temele ancorate în experiența trăită generează reflecție personală autentică. Cucoș arată că reflecția autentică presupune implicare emoțională — nu poți reflecta profund despre ceva față de care ești indiferent [9, p. 141]. Activitățile STREAM, prin structura lor emoțional angajantă, creează tocmai condițiile pentru reflecție autentică și, prin aceasta, pentru formarea progresivă a competenței metacognitive — una dintre finalitățile educaționale cele mai valoroase și, totodată, cele mai greu de evaluat prin instrumente tradiționale.</w:t>
       </w:r>
     </w:p>
     <w:p>
@@ -8506,6 +9300,40 @@
           <w:sz w:val="24"/>
         </w:rPr>
         <w:t>. Inspectoratele școlare, direcțiunile și Ministerul Educației evaluează calitatea actului didactic prin inspecții care se bazează preponderent pe observarea lecțiilor frontale și pe verificarea documentelor administrative. O inspecție care surprinde un cadru didactic în mijlocul unei activități de grup zgomotoase, cu elevi lucrând în echipe și vorbind între ei, poate fi interpretată ca lipsă de disciplină și de control al clasei. Această asimetrie între definiția instituțională a „lecției bune" și definiția cercetărilor contemporane ale „implicării autentice" reprezintă un obstacol sistemic real pentru cadrele didactice care doresc să adopte abordări active. Cristea subliniază că reforma pedagogică autentică necesită nu doar resurse și formare, ci și schimbarea criteriilor după care se evaluează calitatea actului didactic la nivel de sistem [6, p. 192].</w:t>
+      </w:r>
+    </w:p>
+    <w:p>
+      <w:pPr>
+        <w:spacing w:before="0" w:after="0" w:line="360" w:lineRule="exact"/>
+        <w:ind w:firstLine="709"/>
+        <w:jc w:val="both"/>
+      </w:pPr>
+      <w:r>
+        <w:rPr>
+          <w:rFonts w:ascii="Times New Roman" w:hAnsi="Times New Roman"/>
+          <w:b w:val="0"/>
+          <w:i w:val="0"/>
+          <w:sz w:val="24"/>
+        </w:rPr>
+        <w:t xml:space="preserve">O a cincea implicație vizează </w:t>
+      </w:r>
+      <w:r>
+        <w:rPr>
+          <w:rFonts w:ascii="Times New Roman" w:hAnsi="Times New Roman"/>
+          <w:b/>
+          <w:i w:val="0"/>
+          <w:sz w:val="24"/>
+        </w:rPr>
+        <w:t>relația dintre abordarea STREAM și formarea identității profesionale a cadrului didactic</w:t>
+      </w:r>
+      <w:r>
+        <w:rPr>
+          <w:rFonts w:ascii="Times New Roman" w:hAnsi="Times New Roman"/>
+          <w:b w:val="0"/>
+          <w:i w:val="0"/>
+          <w:sz w:val="24"/>
+        </w:rPr>
+        <w:t>. Cadrul didactic care proiectează și aplică activități integrate de tip STREAM parcurge, inevitabil, un proces de transformare profesională: de la profesionistul care „livrează" un conținut prestabilit la practician reflexiv care construiește contexte de învățare, care observă sistematic, care adaptează în timp real și care documentează pentru a îmbunătăți. Iucu arată că această transformare nu se produce prin cursuri de formare, ci prin practică însoțită de reflecție: „Profesorul devine expert nu prin a auzi despre ce funcționează, ci prin a face, a observa consecințele și a ajusta" [28, p. 85]. Cercetarea documentată în prezenta lucrare este ea însăși o dovadă a acestui proces: prin documentarea sistematică a cinci zile de activitate, autoarea nu a produs doar o cercetare academică, ci a traversat un traseu de dezvoltare profesională al cărui efect este mai puternic și mai durabil decât orice program de formare externă. Această legătură intrinsecă dintre cercetarea-acțiune și formarea profesională continuă este, poate, cel mai subestimat argument pentru promovarea ei în sistemul de învățământ românesc.</w:t>
       </w:r>
     </w:p>
     <w:p>
@@ -8804,6 +9632,7 @@
           <w:i w:val="0"/>
           <w:sz w:val="24"/>
         </w:rPr>
+        <w:t xml:space="preserve">O concluzie transversală care unifică toate cele șapte enunțate anterior privește </w:t>
       </w:r>
       <w:r>
         <w:rPr>
@@ -8812,6 +9641,39 @@
           <w:i w:val="0"/>
           <w:sz w:val="24"/>
         </w:rPr>
+        <w:t>natura sistemică a beneficiilor STREAM</w:t>
+      </w:r>
+      <w:r>
+        <w:rPr>
+          <w:rFonts w:ascii="Times New Roman" w:hAnsi="Times New Roman"/>
+          <w:b w:val="0"/>
+          <w:i w:val="0"/>
+          <w:sz w:val="24"/>
+        </w:rPr>
+        <w:t>: ele nu sunt aditive — beneficii separate care se adună mecanic — ci sinergice — beneficii care se amplifică reciproc. Implicarea cognitivă mai ridicată produce texte reflexive mai profunde (componenta R activată), care la rândul lor consolidează înțelegerea și alimentează implicarea cognitivă a activității următoare. Implicarea emoțională pozitivă reduce anxietatea evaluativă, care la rândul ei permite asumarea de riscuri cognitive și comportamentale mai mari. Redistribuirea statusurilor sociale îmbunătățește climatul de clasă, care la rândul lui reduce rezistența față de colaborare și facilitează dinamici de grup productive. Această circularitate benefică nu poate fi planificată sau garantată — ea apare ca efect emergent al unui context de învățare bine proiectat, în care piesele se susțin și se amplifică reciproc. Ciolan arată că tocmai această emergență a beneficiilor neașteptate este caracteristica distinctivă a abordărilor transdisciplinare autentice față de cele simulacru: un proiect STREAM cu adevărat bine proiectat produce întotdeauna mai mult decât a anticipat profesorul [3, p. 72]. Prezenta cercetare a produs, în mod consistent, mai mult decât a anticipat autoarea — o confirmare practică a valorii emergente a modelului și un argument pentru continuarea investigației sale în contexte mai largi.</w:t>
+      </w:r>
+    </w:p>
+    <w:p>
+      <w:pPr>
+        <w:spacing w:before="0" w:after="0" w:line="360" w:lineRule="exact"/>
+        <w:ind w:firstLine="709"/>
+        <w:jc w:val="both"/>
+      </w:pPr>
+      <w:r>
+        <w:rPr>
+          <w:rFonts w:ascii="Times New Roman" w:hAnsi="Times New Roman"/>
+          <w:b w:val="0"/>
+          <w:i w:val="0"/>
+          <w:sz w:val="24"/>
+        </w:rPr>
+      </w:r>
+      <w:r>
+        <w:rPr>
+          <w:rFonts w:ascii="Times New Roman" w:hAnsi="Times New Roman"/>
+          <w:b/>
+          <w:i w:val="0"/>
+          <w:sz w:val="24"/>
+        </w:rPr>
         <w:t>Recomandări pentru cadre didactice</w:t>
       </w:r>
       <w:r>
@@ -9164,7 +10026,55 @@
           <w:i w:val="0"/>
           <w:sz w:val="24"/>
         </w:rPr>
-        <w:t>Perspectivele de cercetare ulterioară sunt multiple: studii longitudinale care să urmărească impactul pe termen lung al abordărilor STREAM asupra motivației și performanței școlare; studii comparative între clase care utilizează STREAM și clase cu predare tradițională; documentarea sistematică a transferului abilităților formate în contexte transdisciplinare la disciplinele standard. În România, acest câmp de cercetare rămâne aproape neexplorat și reprezintă o oportunitate reală pentru cadrele didactice-cercetători din ciclul primar.</w:t>
+        <w:t>O limită specifică a cercetării de față ține de efectul de noutate: este posibil ca nivelul ridicat de implicare observat să fie parțial un efect al noutății abordării față de rutina zilnică a clasei, nu doar al calității intrinseci a modelului STREAM. Un design longitudinal — urmărind aceeași clasă pe parcursul unui semestru sau an întreg de activități integrate — ar putea distinge între efectul de noutate (care tinde să dispară) și efectul structural (care se menține). Cucoș subliniază că orice intervenție pedagogică beneficiază inițial de o primă de noutate care umflă indicatorii de implicare; valoarea reală a modelului se verifică în timp, când noutatea s-a consumat [9, p. 129]. Prezenta lucrare nu poate răspunde la această întrebare, dar o formulează ca direcție prioritară de cercetare continuă.</w:t>
+      </w:r>
+    </w:p>
+    <w:p>
+      <w:pPr>
+        <w:spacing w:before="0" w:after="0" w:line="360" w:lineRule="exact"/>
+        <w:ind w:firstLine="709"/>
+        <w:jc w:val="both"/>
+      </w:pPr>
+      <w:r>
+        <w:rPr>
+          <w:rFonts w:ascii="Times New Roman" w:hAnsi="Times New Roman"/>
+          <w:b w:val="0"/>
+          <w:i w:val="0"/>
+          <w:sz w:val="24"/>
+        </w:rPr>
+        <w:t>O a doua limită privește instrumentele de colectare a datelor utilizate. Observația pedagogică sistematică, oricât de riguroasă, rămâne o formă de înregistrare subiectivă, filtrată de percepțiile și așteptările cercetătorului. Jurnalele reflexive ale elevilor furnizează date autentice, dar nu pot fi comparate riguros cu altele, deoarece nu există instrumente standardizate de codificare a reflecției metacognitive la 9-10 ani. Cercetările viitoare ar putea beneficia de utilizarea unor instrumente mixte: o componentă calitativă similară celei prezente, completată cu teste standardizate de motivație școlară administrate înainte și după intervenție, pentru a cuantifica mai precis impactul abordării STREAM.</w:t>
+      </w:r>
+    </w:p>
+    <w:p>
+      <w:pPr>
+        <w:spacing w:before="0" w:after="0" w:line="360" w:lineRule="exact"/>
+        <w:ind w:firstLine="709"/>
+        <w:jc w:val="both"/>
+      </w:pPr>
+      <w:r>
+        <w:rPr>
+          <w:rFonts w:ascii="Times New Roman" w:hAnsi="Times New Roman"/>
+          <w:b w:val="0"/>
+          <w:i w:val="0"/>
+          <w:sz w:val="24"/>
+        </w:rPr>
+        <w:t>Perspectivele de cercetare ulterioară sunt multiple: studii longitudinale care să urmărească impactul pe termen lung al abordărilor STREAM asupra motivației și performanței școlare; studii comparative între clase care utilizează STREAM și clase cu predare tradițională; documentarea sistematică a transferului abilităților formate în contexte transdisciplinare la disciplinele standard; analiza comparativă a implementării STREAM în contexte diferite (urban/rural, școli cu dotare minimă sau medie). În România, acest câmp de cercetare rămâne aproape neexplorat și reprezintă o oportunitate reală pentru cadrele didactice-cercetători din ciclul primar.</w:t>
+      </w:r>
+    </w:p>
+    <w:p>
+      <w:pPr>
+        <w:spacing w:before="0" w:after="0" w:line="360" w:lineRule="exact"/>
+        <w:ind w:firstLine="709"/>
+        <w:jc w:val="both"/>
+      </w:pPr>
+      <w:r>
+        <w:rPr>
+          <w:rFonts w:ascii="Times New Roman" w:hAnsi="Times New Roman"/>
+          <w:b w:val="0"/>
+          <w:i w:val="0"/>
+          <w:sz w:val="24"/>
+        </w:rPr>
+        <w:t>Un apel specific la acțiune se adresează instituțiilor de formare inițială și continuă: programele de formare a viitoarelor cadre didactice ar trebui să includă, în mod sistematic, module de proiectare și implementare a activităților integrate de tip STREAM, nu ca opțional, ci ca o componentă centrală a competenței didactice. Iucu subliniază că formarea pedagogică este eficientă numai când modelează explicit practicile pe care le promovează [28, p. 79].</w:t>
       </w:r>
     </w:p>
     <w:p>
